--- a/CDC-spec.docx
+++ b/CDC-spec.docx
@@ -2639,13 +2639,8 @@
       <w:r>
         <w:t xml:space="preserve">Le client </w:t>
       </w:r>
-      <w:proofErr w:type="spellStart"/>
-      <w:r>
-        <w:t>Trifault</w:t>
-      </w:r>
-      <w:proofErr w:type="spellEnd"/>
-      <w:r>
-        <w:t xml:space="preserve"> </w:t>
+      <w:r>
+        <w:t xml:space="preserve">Trifault </w:t>
       </w:r>
       <w:r>
         <w:t>regroupe trois sociétés :</w:t>
@@ -2660,16 +2655,11 @@
         </w:numPr>
         <w:jc w:val="both"/>
       </w:pPr>
-      <w:proofErr w:type="spellStart"/>
       <w:r>
         <w:t>Tr</w:t>
       </w:r>
       <w:r>
-        <w:t>ifault</w:t>
-      </w:r>
-      <w:proofErr w:type="spellEnd"/>
-      <w:r>
-        <w:t xml:space="preserve"> Travaux Public</w:t>
+        <w:t>ifault Travaux Public</w:t>
       </w:r>
     </w:p>
     <w:p>
@@ -2681,13 +2671,8 @@
         </w:numPr>
         <w:jc w:val="both"/>
       </w:pPr>
-      <w:proofErr w:type="spellStart"/>
-      <w:r>
-        <w:t>Trifault</w:t>
-      </w:r>
-      <w:proofErr w:type="spellEnd"/>
-      <w:r>
-        <w:t xml:space="preserve"> transport</w:t>
+      <w:r>
+        <w:t>Trifault transport</w:t>
       </w:r>
     </w:p>
     <w:p>
@@ -3046,15 +3031,7 @@
         <w:jc w:val="both"/>
       </w:pPr>
       <w:r>
-        <w:t xml:space="preserve">Face à ces contraintes, la direction de </w:t>
-      </w:r>
-      <w:proofErr w:type="spellStart"/>
-      <w:r>
-        <w:t>Trifault</w:t>
-      </w:r>
-      <w:proofErr w:type="spellEnd"/>
-      <w:r>
-        <w:t xml:space="preserve"> souhaite opérer une transformation numérique de son suivi de chantier en mettant à disposition de ses collaborateurs terrain une application mobile</w:t>
+        <w:t>Face à ces contraintes, la direction de Trifault souhaite opérer une transformation numérique de son suivi de chantier en mettant à disposition de ses collaborateurs terrain une application mobile</w:t>
       </w:r>
       <w:r>
         <w:t>.</w:t>
@@ -3559,6 +3536,30 @@
               <w:t>Ouvriers terrain</w:t>
             </w:r>
           </w:p>
+          <w:p>
+            <w:pPr>
+              <w:jc w:val="both"/>
+            </w:pPr>
+            <w:r>
+              <w:t>Intérimaires</w:t>
+            </w:r>
+          </w:p>
+          <w:p>
+            <w:pPr>
+              <w:jc w:val="both"/>
+            </w:pPr>
+            <w:r>
+              <w:t>Chauffeurs</w:t>
+            </w:r>
+          </w:p>
+          <w:p>
+            <w:pPr>
+              <w:jc w:val="both"/>
+            </w:pPr>
+            <w:r>
+              <w:t>Mécanique</w:t>
+            </w:r>
+          </w:p>
         </w:tc>
         <w:tc>
           <w:tcPr>
@@ -3572,7 +3573,7 @@
               <w:t>~</w:t>
             </w:r>
             <w:r>
-              <w:t>100</w:t>
+              <w:t>110</w:t>
             </w:r>
           </w:p>
         </w:tc>
@@ -3644,21 +3645,20 @@
               <w:jc w:val="both"/>
             </w:pPr>
             <w:r>
-              <w:t>Chef de chantier</w:t>
+              <w:t>Responsable d’équipe</w:t>
             </w:r>
           </w:p>
         </w:tc>
         <w:tc>
           <w:tcPr>
             <w:tcW w:w="1416" w:type="dxa"/>
-            <w:shd w:val="clear" w:color="auto" w:fill="FF0000"/>
           </w:tcPr>
           <w:p>
             <w:pPr>
               <w:jc w:val="both"/>
             </w:pPr>
             <w:r>
-              <w:t>A REMPLIR</w:t>
+              <w:t>7</w:t>
             </w:r>
           </w:p>
         </w:tc>
@@ -3689,7 +3689,20 @@
               <w:jc w:val="both"/>
             </w:pPr>
             <w:r>
-              <w:t>Suivi des tâches</w:t>
+              <w:t>Saisie des tâches</w:t>
+            </w:r>
+          </w:p>
+          <w:p>
+            <w:pPr>
+              <w:pStyle w:val="Paragraphedeliste"/>
+              <w:numPr>
+                <w:ilvl w:val="0"/>
+                <w:numId w:val="20"/>
+              </w:numPr>
+              <w:jc w:val="both"/>
+            </w:pPr>
+            <w:r>
+              <w:t>Saisie des heures</w:t>
             </w:r>
           </w:p>
         </w:tc>
@@ -3711,15 +3724,29 @@
         <w:tc>
           <w:tcPr>
             <w:tcW w:w="1416" w:type="dxa"/>
-            <w:shd w:val="clear" w:color="auto" w:fill="FF0000"/>
           </w:tcPr>
           <w:p>
             <w:pPr>
               <w:jc w:val="both"/>
             </w:pPr>
             <w:r>
-              <w:t>A REMPLIR</w:t>
-            </w:r>
+              <w:t>1</w:t>
+            </w:r>
+          </w:p>
+          <w:p>
+            <w:pPr>
+              <w:tabs>
+                <w:tab w:val="left" w:pos="1170"/>
+              </w:tabs>
+            </w:pPr>
+            <w:r>
+              <w:tab/>
+            </w:r>
+          </w:p>
+          <w:p>
+            <w:pPr>
+              <w:jc w:val="center"/>
+            </w:pPr>
           </w:p>
         </w:tc>
         <w:tc>
@@ -3762,20 +3789,7 @@
               <w:jc w:val="both"/>
             </w:pPr>
             <w:r>
-              <w:t>Suivi rentabilité</w:t>
-            </w:r>
-          </w:p>
-          <w:p>
-            <w:pPr>
-              <w:pStyle w:val="Paragraphedeliste"/>
-              <w:numPr>
-                <w:ilvl w:val="0"/>
-                <w:numId w:val="20"/>
-              </w:numPr>
-              <w:jc w:val="both"/>
-            </w:pPr>
-            <w:r>
-              <w:t>Gestion planning</w:t>
+              <w:t>Validation de données</w:t>
             </w:r>
           </w:p>
         </w:tc>
@@ -3790,21 +3804,20 @@
               <w:jc w:val="both"/>
             </w:pPr>
             <w:r>
-              <w:t>Comptable</w:t>
+              <w:t>Géomètre</w:t>
             </w:r>
           </w:p>
         </w:tc>
         <w:tc>
           <w:tcPr>
             <w:tcW w:w="1416" w:type="dxa"/>
-            <w:shd w:val="clear" w:color="auto" w:fill="FF0000"/>
           </w:tcPr>
           <w:p>
             <w:pPr>
               <w:jc w:val="both"/>
             </w:pPr>
             <w:r>
-              <w:t>A REMPLIR</w:t>
+              <w:t>1</w:t>
             </w:r>
           </w:p>
         </w:tc>
@@ -3835,46 +3848,7 @@
               <w:jc w:val="both"/>
             </w:pPr>
             <w:r>
-              <w:t>Contrôles des données</w:t>
-            </w:r>
-          </w:p>
-          <w:p>
-            <w:pPr>
-              <w:pStyle w:val="Paragraphedeliste"/>
-              <w:numPr>
-                <w:ilvl w:val="0"/>
-                <w:numId w:val="20"/>
-              </w:numPr>
-              <w:jc w:val="both"/>
-            </w:pPr>
-            <w:r>
-              <w:t>Facturation</w:t>
-            </w:r>
-          </w:p>
-          <w:p>
-            <w:pPr>
-              <w:pStyle w:val="Paragraphedeliste"/>
-              <w:numPr>
-                <w:ilvl w:val="0"/>
-                <w:numId w:val="20"/>
-              </w:numPr>
-              <w:jc w:val="both"/>
-            </w:pPr>
-            <w:r>
-              <w:t>Administrateur solutions</w:t>
-            </w:r>
-          </w:p>
-          <w:p>
-            <w:pPr>
-              <w:pStyle w:val="Paragraphedeliste"/>
-              <w:numPr>
-                <w:ilvl w:val="0"/>
-                <w:numId w:val="20"/>
-              </w:numPr>
-              <w:jc w:val="both"/>
-            </w:pPr>
-            <w:r>
-              <w:t>Création/paramétrage chantier</w:t>
+              <w:t>Contrôles avancement</w:t>
             </w:r>
           </w:p>
         </w:tc>
@@ -3889,21 +3863,20 @@
               <w:jc w:val="both"/>
             </w:pPr>
             <w:r>
-              <w:t>Direction</w:t>
+              <w:t>Secrétaire</w:t>
             </w:r>
           </w:p>
         </w:tc>
         <w:tc>
           <w:tcPr>
             <w:tcW w:w="1416" w:type="dxa"/>
-            <w:shd w:val="clear" w:color="auto" w:fill="FF0000"/>
           </w:tcPr>
           <w:p>
             <w:pPr>
               <w:jc w:val="both"/>
             </w:pPr>
             <w:r>
-              <w:t>A REMPLIR</w:t>
+              <w:t>2</w:t>
             </w:r>
           </w:p>
         </w:tc>
@@ -3916,7 +3889,7 @@
               <w:jc w:val="both"/>
             </w:pPr>
             <w:r>
-              <w:t>Bureau/Mobile</w:t>
+              <w:t>Bureau</w:t>
             </w:r>
           </w:p>
         </w:tc>
@@ -3934,7 +3907,182 @@
               <w:jc w:val="both"/>
             </w:pPr>
             <w:r>
-              <w:t>Consultation des résultats</w:t>
+              <w:t>Contrôles des données récupérées du terrain</w:t>
+            </w:r>
+          </w:p>
+        </w:tc>
+      </w:tr>
+      <w:tr>
+        <w:tc>
+          <w:tcPr>
+            <w:tcW w:w="2265" w:type="dxa"/>
+          </w:tcPr>
+          <w:p>
+            <w:pPr>
+              <w:jc w:val="both"/>
+            </w:pPr>
+            <w:r>
+              <w:t>Comptabl</w:t>
+            </w:r>
+            <w:r>
+              <w:t>e</w:t>
+            </w:r>
+          </w:p>
+        </w:tc>
+        <w:tc>
+          <w:tcPr>
+            <w:tcW w:w="1416" w:type="dxa"/>
+          </w:tcPr>
+          <w:p>
+            <w:pPr>
+              <w:jc w:val="both"/>
+            </w:pPr>
+            <w:r>
+              <w:t>1</w:t>
+            </w:r>
+          </w:p>
+          <w:p/>
+          <w:p/>
+        </w:tc>
+        <w:tc>
+          <w:tcPr>
+            <w:tcW w:w="1984" w:type="dxa"/>
+          </w:tcPr>
+          <w:p>
+            <w:pPr>
+              <w:jc w:val="both"/>
+            </w:pPr>
+            <w:r>
+              <w:t>Bureau</w:t>
+            </w:r>
+          </w:p>
+        </w:tc>
+        <w:tc>
+          <w:tcPr>
+            <w:tcW w:w="3397" w:type="dxa"/>
+          </w:tcPr>
+          <w:p>
+            <w:pPr>
+              <w:pStyle w:val="Paragraphedeliste"/>
+              <w:numPr>
+                <w:ilvl w:val="0"/>
+                <w:numId w:val="20"/>
+              </w:numPr>
+              <w:jc w:val="both"/>
+            </w:pPr>
+            <w:r>
+              <w:t>Contrôles des données</w:t>
+            </w:r>
+          </w:p>
+          <w:p>
+            <w:pPr>
+              <w:pStyle w:val="Paragraphedeliste"/>
+              <w:numPr>
+                <w:ilvl w:val="0"/>
+                <w:numId w:val="20"/>
+              </w:numPr>
+              <w:jc w:val="both"/>
+            </w:pPr>
+            <w:r>
+              <w:t>Facturation</w:t>
+            </w:r>
+          </w:p>
+          <w:p>
+            <w:pPr>
+              <w:pStyle w:val="Paragraphedeliste"/>
+              <w:numPr>
+                <w:ilvl w:val="0"/>
+                <w:numId w:val="20"/>
+              </w:numPr>
+              <w:jc w:val="both"/>
+            </w:pPr>
+            <w:r>
+              <w:t>Administrateur solutions</w:t>
+            </w:r>
+          </w:p>
+          <w:p>
+            <w:pPr>
+              <w:pStyle w:val="Paragraphedeliste"/>
+              <w:numPr>
+                <w:ilvl w:val="0"/>
+                <w:numId w:val="20"/>
+              </w:numPr>
+              <w:jc w:val="both"/>
+            </w:pPr>
+            <w:r>
+              <w:t>Création/paramétrage chantier</w:t>
+            </w:r>
+          </w:p>
+        </w:tc>
+      </w:tr>
+      <w:tr>
+        <w:tc>
+          <w:tcPr>
+            <w:tcW w:w="2265" w:type="dxa"/>
+          </w:tcPr>
+          <w:p>
+            <w:pPr>
+              <w:jc w:val="both"/>
+            </w:pPr>
+            <w:r>
+              <w:t>Direction</w:t>
+            </w:r>
+          </w:p>
+        </w:tc>
+        <w:tc>
+          <w:tcPr>
+            <w:tcW w:w="1416" w:type="dxa"/>
+          </w:tcPr>
+          <w:p>
+            <w:pPr>
+              <w:jc w:val="both"/>
+            </w:pPr>
+            <w:r>
+              <w:t>5</w:t>
+            </w:r>
+          </w:p>
+        </w:tc>
+        <w:tc>
+          <w:tcPr>
+            <w:tcW w:w="1984" w:type="dxa"/>
+          </w:tcPr>
+          <w:p>
+            <w:pPr>
+              <w:jc w:val="both"/>
+            </w:pPr>
+            <w:r>
+              <w:t>Bureau/Mobile</w:t>
+            </w:r>
+          </w:p>
+        </w:tc>
+        <w:tc>
+          <w:tcPr>
+            <w:tcW w:w="3397" w:type="dxa"/>
+          </w:tcPr>
+          <w:p>
+            <w:pPr>
+              <w:pStyle w:val="Paragraphedeliste"/>
+              <w:numPr>
+                <w:ilvl w:val="0"/>
+                <w:numId w:val="20"/>
+              </w:numPr>
+              <w:jc w:val="both"/>
+            </w:pPr>
+            <w:r>
+              <w:t>Contrôles globaux</w:t>
+            </w:r>
+          </w:p>
+          <w:p>
+            <w:pPr>
+              <w:pStyle w:val="Paragraphedeliste"/>
+              <w:numPr>
+                <w:ilvl w:val="0"/>
+                <w:numId w:val="20"/>
+              </w:numPr>
+              <w:jc w:val="both"/>
+            </w:pPr>
+            <w:r>
+              <w:t>Pilotage</w:t>
             </w:r>
           </w:p>
         </w:tc>
@@ -3950,6 +4098,7 @@
         <w:jc w:val="both"/>
       </w:pPr>
       <w:r>
+        <w:lastRenderedPageBreak/>
         <w:t>L</w:t>
       </w:r>
       <w:r>
@@ -3967,7 +4116,6 @@
       </w:pPr>
       <w:bookmarkStart w:id="5" w:name="_Toc240459986"/>
       <w:r>
-        <w:lastRenderedPageBreak/>
         <w:t>Cahier des charges fonctionnel</w:t>
       </w:r>
       <w:bookmarkEnd w:id="5"/>
@@ -4290,24 +4438,14 @@
           <w:b/>
           <w:bCs/>
         </w:rPr>
-        <w:t>Saisie des heures</w:t>
-      </w:r>
-    </w:p>
-    <w:p>
-      <w:pPr>
-        <w:pStyle w:val="Paragraphedeliste"/>
-        <w:numPr>
-          <w:ilvl w:val="1"/>
-          <w:numId w:val="20"/>
-        </w:numPr>
-        <w:jc w:val="both"/>
+        <w:t xml:space="preserve">Saisie des </w:t>
+      </w:r>
+      <w:r>
         <w:rPr>
           <w:b/>
           <w:bCs/>
         </w:rPr>
-      </w:pPr>
-      <w:r>
-        <w:t>Saisie des heures réalisées par chantier</w:t>
+        <w:t>données</w:t>
       </w:r>
     </w:p>
     <w:p>
@@ -4324,7 +4462,7 @@
         </w:rPr>
       </w:pPr>
       <w:r>
-        <w:t>Possibilité de saisir les heures par tâche ou type de prestation</w:t>
+        <w:t>Saisie des heures réalisées par chantier</w:t>
       </w:r>
     </w:p>
     <w:p>
@@ -4341,7 +4479,7 @@
         </w:rPr>
       </w:pPr>
       <w:r>
-        <w:t>Possibilité pour un chef de chantier de saisir ou contrôler les heures de son équipe</w:t>
+        <w:t>Possibilité de saisir les heures par tâche ou type de prestation</w:t>
       </w:r>
     </w:p>
     <w:p>
@@ -4358,7 +4496,105 @@
         </w:rPr>
       </w:pPr>
       <w:r>
+        <w:t>Possibilité pour un chef de chantier de saisir ou contrôler les heures de son équipe</w:t>
+      </w:r>
+    </w:p>
+    <w:p>
+      <w:pPr>
+        <w:pStyle w:val="Paragraphedeliste"/>
+        <w:numPr>
+          <w:ilvl w:val="1"/>
+          <w:numId w:val="20"/>
+        </w:numPr>
+        <w:jc w:val="both"/>
+        <w:rPr>
+          <w:b/>
+          <w:bCs/>
+        </w:rPr>
+      </w:pPr>
+      <w:r>
         <w:t>Comparaison possible entre heures prévues et heures réellement réalisées</w:t>
+      </w:r>
+    </w:p>
+    <w:p>
+      <w:pPr>
+        <w:pStyle w:val="Paragraphedeliste"/>
+        <w:numPr>
+          <w:ilvl w:val="1"/>
+          <w:numId w:val="20"/>
+        </w:numPr>
+        <w:jc w:val="both"/>
+      </w:pPr>
+      <w:r>
+        <w:t>Matériel alloué par chantier</w:t>
+      </w:r>
+    </w:p>
+    <w:p>
+      <w:pPr>
+        <w:pStyle w:val="Paragraphedeliste"/>
+        <w:numPr>
+          <w:ilvl w:val="1"/>
+          <w:numId w:val="20"/>
+        </w:numPr>
+        <w:jc w:val="both"/>
+      </w:pPr>
+      <w:r>
+        <w:t>Situation géographique du chantier</w:t>
+      </w:r>
+    </w:p>
+    <w:p>
+      <w:pPr>
+        <w:pStyle w:val="Paragraphedeliste"/>
+        <w:numPr>
+          <w:ilvl w:val="1"/>
+          <w:numId w:val="20"/>
+        </w:numPr>
+        <w:jc w:val="both"/>
+      </w:pPr>
+      <w:r>
+        <w:t>Comptabilise les tours de carrière</w:t>
+      </w:r>
+    </w:p>
+    <w:p>
+      <w:pPr>
+        <w:pStyle w:val="Paragraphedeliste"/>
+        <w:numPr>
+          <w:ilvl w:val="1"/>
+          <w:numId w:val="20"/>
+        </w:numPr>
+        <w:jc w:val="both"/>
+      </w:pPr>
+      <w:r>
+        <w:t>Heure d’utilisation des machines</w:t>
+      </w:r>
+    </w:p>
+    <w:p>
+      <w:pPr>
+        <w:pStyle w:val="Paragraphedeliste"/>
+        <w:numPr>
+          <w:ilvl w:val="1"/>
+          <w:numId w:val="20"/>
+        </w:numPr>
+        <w:jc w:val="both"/>
+      </w:pPr>
+      <w:r>
+        <w:t>Kilomètres</w:t>
+      </w:r>
+      <w:r>
+        <w:t xml:space="preserve"> entre les chantier</w:t>
+      </w:r>
+    </w:p>
+    <w:p>
+      <w:pPr>
+        <w:pStyle w:val="Paragraphedeliste"/>
+        <w:numPr>
+          <w:ilvl w:val="1"/>
+          <w:numId w:val="20"/>
+        </w:numPr>
+        <w:jc w:val="both"/>
+      </w:pPr>
+      <w:r>
+        <w:t>Zonage kilométrique pour bulletin</w:t>
       </w:r>
     </w:p>
     <w:p>
@@ -4421,25 +4657,6 @@
         <w:jc w:val="both"/>
       </w:pPr>
       <w:r>
-        <w:t>Remontée d’alerte</w:t>
-      </w:r>
-      <w:r>
-        <w:t>s</w:t>
-      </w:r>
-      <w:r>
-        <w:t xml:space="preserve"> en temps réel en cas d’imprévu, incident sur le chantier</w:t>
-      </w:r>
-    </w:p>
-    <w:p>
-      <w:pPr>
-        <w:pStyle w:val="Paragraphedeliste"/>
-        <w:numPr>
-          <w:ilvl w:val="1"/>
-          <w:numId w:val="20"/>
-        </w:numPr>
-        <w:jc w:val="both"/>
-      </w:pPr>
-      <w:r>
         <w:t>Notification au collaborateur en fin de journée en cas de non-transmission de rapport</w:t>
       </w:r>
     </w:p>
@@ -4557,6 +4774,7 @@
         <w:jc w:val="both"/>
       </w:pPr>
       <w:r>
+        <w:lastRenderedPageBreak/>
         <w:t>Contacts</w:t>
       </w:r>
     </w:p>
@@ -4585,13 +4803,6 @@
       <w:r>
         <w:t>Tâches</w:t>
       </w:r>
-    </w:p>
-    <w:p>
-      <w:pPr>
-        <w:pStyle w:val="Paragraphedeliste"/>
-        <w:ind w:left="2160"/>
-        <w:jc w:val="both"/>
-      </w:pPr>
     </w:p>
     <w:p>
       <w:pPr>
@@ -4614,7 +4825,6 @@
       </w:pPr>
       <w:bookmarkStart w:id="7" w:name="_Toc240459988"/>
       <w:r>
-        <w:lastRenderedPageBreak/>
         <w:t>Fonctionnalités bureau</w:t>
       </w:r>
       <w:bookmarkEnd w:id="7"/>
@@ -4740,6 +4950,197 @@
           <w:b/>
           <w:bCs/>
         </w:rPr>
+        <w:t>Gestion des chantiers</w:t>
+      </w:r>
+    </w:p>
+    <w:p>
+      <w:pPr>
+        <w:pStyle w:val="Paragraphedeliste"/>
+        <w:numPr>
+          <w:ilvl w:val="1"/>
+          <w:numId w:val="20"/>
+        </w:numPr>
+        <w:jc w:val="both"/>
+      </w:pPr>
+      <w:r>
+        <w:t>Listing fournisseurs par chantier</w:t>
+      </w:r>
+    </w:p>
+    <w:p>
+      <w:pPr>
+        <w:pStyle w:val="Paragraphedeliste"/>
+        <w:numPr>
+          <w:ilvl w:val="1"/>
+          <w:numId w:val="20"/>
+        </w:numPr>
+        <w:jc w:val="both"/>
+      </w:pPr>
+      <w:r>
+        <w:t>Listing personnel par chantier</w:t>
+      </w:r>
+    </w:p>
+    <w:p>
+      <w:pPr>
+        <w:pStyle w:val="Paragraphedeliste"/>
+        <w:numPr>
+          <w:ilvl w:val="1"/>
+          <w:numId w:val="20"/>
+        </w:numPr>
+        <w:jc w:val="both"/>
+      </w:pPr>
+      <w:r>
+        <w:t>Listing tâches par chantier</w:t>
+      </w:r>
+    </w:p>
+    <w:p>
+      <w:pPr>
+        <w:pStyle w:val="Paragraphedeliste"/>
+        <w:numPr>
+          <w:ilvl w:val="1"/>
+          <w:numId w:val="20"/>
+        </w:numPr>
+        <w:jc w:val="both"/>
+      </w:pPr>
+      <w:r>
+        <w:t>Calcul de marge par chantier</w:t>
+      </w:r>
+    </w:p>
+    <w:p>
+      <w:pPr>
+        <w:pStyle w:val="Paragraphedeliste"/>
+        <w:numPr>
+          <w:ilvl w:val="1"/>
+          <w:numId w:val="20"/>
+        </w:numPr>
+        <w:jc w:val="both"/>
+      </w:pPr>
+      <w:r>
+        <w:t>Pourcentage avancement par chantier</w:t>
+      </w:r>
+    </w:p>
+    <w:p>
+      <w:pPr>
+        <w:pStyle w:val="Paragraphedeliste"/>
+        <w:numPr>
+          <w:ilvl w:val="1"/>
+          <w:numId w:val="20"/>
+        </w:numPr>
+        <w:jc w:val="both"/>
+      </w:pPr>
+      <w:r>
+        <w:t>Ajouter des notes par chantier</w:t>
+      </w:r>
+    </w:p>
+    <w:p>
+      <w:pPr>
+        <w:pStyle w:val="Paragraphedeliste"/>
+        <w:numPr>
+          <w:ilvl w:val="1"/>
+          <w:numId w:val="20"/>
+        </w:numPr>
+        <w:jc w:val="both"/>
+      </w:pPr>
+      <w:r>
+        <w:t>Visuel global des données par chantier</w:t>
+      </w:r>
+    </w:p>
+    <w:p>
+      <w:pPr>
+        <w:pStyle w:val="Paragraphedeliste"/>
+        <w:numPr>
+          <w:ilvl w:val="0"/>
+          <w:numId w:val="20"/>
+        </w:numPr>
+        <w:jc w:val="both"/>
+        <w:rPr>
+          <w:b/>
+          <w:bCs/>
+        </w:rPr>
+      </w:pPr>
+      <w:r>
+        <w:rPr>
+          <w:b/>
+          <w:bCs/>
+        </w:rPr>
+        <w:t>Gestion du parc de véhicules</w:t>
+      </w:r>
+    </w:p>
+    <w:p>
+      <w:pPr>
+        <w:pStyle w:val="Paragraphedeliste"/>
+        <w:numPr>
+          <w:ilvl w:val="1"/>
+          <w:numId w:val="20"/>
+        </w:numPr>
+        <w:jc w:val="both"/>
+      </w:pPr>
+      <w:r>
+        <w:t>Passage aux mines rattachés aux véhicules</w:t>
+      </w:r>
+    </w:p>
+    <w:p>
+      <w:pPr>
+        <w:pStyle w:val="Paragraphedeliste"/>
+        <w:numPr>
+          <w:ilvl w:val="1"/>
+          <w:numId w:val="20"/>
+        </w:numPr>
+        <w:jc w:val="both"/>
+      </w:pPr>
+      <w:r>
+        <w:t xml:space="preserve">VGP machines </w:t>
+      </w:r>
+      <w:r>
+        <w:t>rattachés aux véhicules</w:t>
+      </w:r>
+    </w:p>
+    <w:p>
+      <w:pPr>
+        <w:pStyle w:val="Paragraphedeliste"/>
+        <w:numPr>
+          <w:ilvl w:val="1"/>
+          <w:numId w:val="20"/>
+        </w:numPr>
+        <w:jc w:val="both"/>
+      </w:pPr>
+      <w:r>
+        <w:t>Rappel des contrôles à venir sur les machines</w:t>
+      </w:r>
+    </w:p>
+    <w:p>
+      <w:pPr>
+        <w:pStyle w:val="Paragraphedeliste"/>
+        <w:numPr>
+          <w:ilvl w:val="1"/>
+          <w:numId w:val="20"/>
+        </w:numPr>
+        <w:jc w:val="both"/>
+      </w:pPr>
+      <w:r>
+        <w:t xml:space="preserve">Factures entretien machine </w:t>
+      </w:r>
+      <w:r>
+        <w:t>rattachés aux véhicules</w:t>
+      </w:r>
+    </w:p>
+    <w:p>
+      <w:pPr>
+        <w:pStyle w:val="Paragraphedeliste"/>
+        <w:numPr>
+          <w:ilvl w:val="0"/>
+          <w:numId w:val="20"/>
+        </w:numPr>
+        <w:jc w:val="both"/>
+        <w:rPr>
+          <w:b/>
+          <w:bCs/>
+        </w:rPr>
+      </w:pPr>
+      <w:r>
+        <w:rPr>
+          <w:b/>
+          <w:bCs/>
+        </w:rPr>
         <w:t>Planning et communication</w:t>
       </w:r>
     </w:p>
@@ -4754,6 +5155,22 @@
       </w:pPr>
       <w:r>
         <w:t>Module de gestion des plannings</w:t>
+      </w:r>
+      <w:r>
+        <w:t xml:space="preserve"> par personne</w:t>
+      </w:r>
+    </w:p>
+    <w:p>
+      <w:pPr>
+        <w:pStyle w:val="Paragraphedeliste"/>
+        <w:numPr>
+          <w:ilvl w:val="1"/>
+          <w:numId w:val="20"/>
+        </w:numPr>
+        <w:jc w:val="both"/>
+      </w:pPr>
+      <w:r>
+        <w:t>Module de planning prévisionnel</w:t>
       </w:r>
     </w:p>
     <w:p>
@@ -5003,23 +5420,7 @@
         <w:t>Mi</w:t>
       </w:r>
       <w:r>
-        <w:t xml:space="preserve">se en place de workflow métier automatisés de type </w:t>
-      </w:r>
-      <w:proofErr w:type="spellStart"/>
-      <w:r>
-        <w:t>Make</w:t>
-      </w:r>
-      <w:proofErr w:type="spellEnd"/>
-      <w:r>
-        <w:t xml:space="preserve">, </w:t>
-      </w:r>
-      <w:proofErr w:type="spellStart"/>
-      <w:r>
-        <w:t>Zapier</w:t>
-      </w:r>
-      <w:proofErr w:type="spellEnd"/>
-      <w:r>
-        <w:t>…</w:t>
+        <w:t>se en place de workflow métier automatisés de type Make, Zapier…</w:t>
       </w:r>
     </w:p>
     <w:p>
@@ -5066,6 +5467,7 @@
           <w:b/>
           <w:bCs/>
         </w:rPr>
+        <w:lastRenderedPageBreak/>
         <w:t>Historisation</w:t>
       </w:r>
     </w:p>
@@ -5082,15 +5484,7 @@
         <w:t xml:space="preserve">Historique </w:t>
       </w:r>
       <w:r>
-        <w:t xml:space="preserve">des principales actions réalisées avec </w:t>
-      </w:r>
-      <w:proofErr w:type="gramStart"/>
-      <w:r>
-        <w:t>les informations sur</w:t>
-      </w:r>
-      <w:proofErr w:type="gramEnd"/>
-      <w:r>
-        <w:t> :</w:t>
+        <w:t>des principales actions réalisées avec les informations sur :</w:t>
       </w:r>
     </w:p>
     <w:p>
@@ -5149,71 +5543,6 @@
       </w:pPr>
       <w:r>
         <w:t>Ancienne et nouvelle valeur</w:t>
-      </w:r>
-    </w:p>
-    <w:p>
-      <w:pPr>
-        <w:pStyle w:val="Paragraphedeliste"/>
-        <w:numPr>
-          <w:ilvl w:val="1"/>
-          <w:numId w:val="20"/>
-        </w:numPr>
-        <w:jc w:val="both"/>
-      </w:pPr>
-      <w:r>
-        <w:t>Cette historisation concernera les informations relatives aux chantiers :</w:t>
-      </w:r>
-    </w:p>
-    <w:p>
-      <w:pPr>
-        <w:pStyle w:val="Paragraphedeliste"/>
-        <w:numPr>
-          <w:ilvl w:val="2"/>
-          <w:numId w:val="20"/>
-        </w:numPr>
-        <w:jc w:val="both"/>
-      </w:pPr>
-      <w:r>
-        <w:t>Heures</w:t>
-      </w:r>
-    </w:p>
-    <w:p>
-      <w:pPr>
-        <w:pStyle w:val="Paragraphedeliste"/>
-        <w:numPr>
-          <w:ilvl w:val="2"/>
-          <w:numId w:val="20"/>
-        </w:numPr>
-        <w:jc w:val="both"/>
-      </w:pPr>
-      <w:r>
-        <w:t>Prestations</w:t>
-      </w:r>
-    </w:p>
-    <w:p>
-      <w:pPr>
-        <w:pStyle w:val="Paragraphedeliste"/>
-        <w:numPr>
-          <w:ilvl w:val="2"/>
-          <w:numId w:val="20"/>
-        </w:numPr>
-        <w:jc w:val="both"/>
-      </w:pPr>
-      <w:r>
-        <w:t>Quantités</w:t>
-      </w:r>
-    </w:p>
-    <w:p>
-      <w:pPr>
-        <w:pStyle w:val="Paragraphedeliste"/>
-        <w:numPr>
-          <w:ilvl w:val="2"/>
-          <w:numId w:val="20"/>
-        </w:numPr>
-        <w:jc w:val="both"/>
-      </w:pPr>
-      <w:r>
-        <w:t>Tarifs</w:t>
       </w:r>
     </w:p>
     <w:p>
@@ -5373,11 +5702,9 @@
       <w:r>
         <w:t>-</w:t>
       </w:r>
-      <w:proofErr w:type="spellStart"/>
       <w:r>
         <w:t>premise</w:t>
       </w:r>
-      <w:proofErr w:type="spellEnd"/>
       <w:r>
         <w:t>.</w:t>
       </w:r>
@@ -5523,15 +5850,7 @@
         <w:jc w:val="both"/>
       </w:pPr>
       <w:r>
-        <w:t xml:space="preserve">Une authentification </w:t>
-      </w:r>
-      <w:proofErr w:type="spellStart"/>
-      <w:r>
-        <w:t>multifacteur</w:t>
-      </w:r>
-      <w:proofErr w:type="spellEnd"/>
-      <w:r>
-        <w:t xml:space="preserve"> doit être possible pour les profils sensibles</w:t>
+        <w:t>Une authentification multifacteur doit être possible pour les profils sensibles</w:t>
       </w:r>
     </w:p>
     <w:p>
@@ -5544,15 +5863,7 @@
         <w:jc w:val="both"/>
       </w:pPr>
       <w:r>
-        <w:t xml:space="preserve">Le SSO (single </w:t>
-      </w:r>
-      <w:proofErr w:type="spellStart"/>
-      <w:r>
-        <w:t>sign</w:t>
-      </w:r>
-      <w:proofErr w:type="spellEnd"/>
-      <w:r>
-        <w:t>-on) disponible pour les collaborateurs au siège est un plus</w:t>
+        <w:t>Le SSO (single sign-on) disponible pour les collaborateurs au siège est un plus</w:t>
       </w:r>
     </w:p>
     <w:p>
@@ -5709,15 +6020,7 @@
         <w:jc w:val="both"/>
       </w:pPr>
       <w:r>
-        <w:t xml:space="preserve">Fonctionnalité d’export des données au format </w:t>
-      </w:r>
-      <w:proofErr w:type="spellStart"/>
-      <w:r>
-        <w:t>excel</w:t>
-      </w:r>
-      <w:proofErr w:type="spellEnd"/>
-      <w:r>
-        <w:t xml:space="preserve"> ou csv</w:t>
+        <w:t>Fonctionnalité d’export des données au format excel ou csv</w:t>
       </w:r>
     </w:p>
     <w:p>
@@ -6185,13 +6488,8 @@
         </w:numPr>
         <w:jc w:val="both"/>
       </w:pPr>
-      <w:proofErr w:type="spellStart"/>
-      <w:r>
-        <w:t>Recovery</w:t>
-      </w:r>
-      <w:proofErr w:type="spellEnd"/>
-      <w:r>
-        <w:t xml:space="preserve"> Time Objective, le délai maximal</w:t>
+      <w:r>
+        <w:t>Recovery Time Objective, le délai maximal</w:t>
       </w:r>
       <w:r>
         <w:t xml:space="preserve"> </w:t>
@@ -6209,13 +6507,8 @@
         </w:numPr>
         <w:jc w:val="both"/>
       </w:pPr>
-      <w:proofErr w:type="spellStart"/>
-      <w:r>
-        <w:t>Recovery</w:t>
-      </w:r>
-      <w:proofErr w:type="spellEnd"/>
-      <w:r>
-        <w:t xml:space="preserve"> Point Objective, la perte maximale de données acceptable en cas d’incident</w:t>
+      <w:r>
+        <w:t>Recovery Point Objective, la perte maximale de données acceptable en cas d’incident</w:t>
       </w:r>
       <w:bookmarkStart w:id="16" w:name="_Toc240459997"/>
     </w:p>
@@ -6267,15 +6560,7 @@
         <w:jc w:val="both"/>
       </w:pPr>
       <w:r>
-        <w:t xml:space="preserve">En cas de changement de solution ou de résiliation du contrat, </w:t>
-      </w:r>
-      <w:proofErr w:type="spellStart"/>
-      <w:r>
-        <w:t>Trifault</w:t>
-      </w:r>
-      <w:proofErr w:type="spellEnd"/>
-      <w:r>
-        <w:t xml:space="preserve"> devra pouvoir récupérer l'ensemble de ses données dans un format exploitable.</w:t>
+        <w:t>En cas de changement de solution ou de résiliation du contrat, Trifault devra pouvoir récupérer l'ensemble de ses données dans un format exploitable.</w:t>
       </w:r>
     </w:p>
     <w:p>
@@ -6350,15 +6635,7 @@
         <w:jc w:val="both"/>
       </w:pPr>
       <w:r>
-        <w:t xml:space="preserve">Les administrateurs </w:t>
-      </w:r>
-      <w:proofErr w:type="spellStart"/>
-      <w:r>
-        <w:t>Trifault</w:t>
-      </w:r>
-      <w:proofErr w:type="spellEnd"/>
-      <w:r>
-        <w:t xml:space="preserve"> devront pouvoir gérer directement les opérations courantes</w:t>
+        <w:t>Les administrateurs Trifault devront pouvoir gérer directement les opérations courantes</w:t>
       </w:r>
       <w:r>
         <w:t xml:space="preserve"> relatives à la gestion des :</w:t>
